--- a/Techniques Documentations/Univariate Statistical Monitoring/EWMA.docx
+++ b/Techniques Documentations/Univariate Statistical Monitoring/EWMA.docx
@@ -99,7 +99,8 @@
     <w:p>
       <w:pPr>
         <w:rPr>
-          <w:rFonts w:cs="B Nazanin"/>
+          <w:rFonts w:cs="B Nazanin" w:hint="cs"/>
+          <w:rtl/>
         </w:rPr>
       </w:pPr>
       <w:r>
@@ -120,23 +121,7 @@
           <w:rFonts w:cs="B Nazanin"/>
           <w:rtl/>
         </w:rPr>
-        <w:t xml:space="preserve">) و با استناد به استاندارد </w:t>
-      </w:r>
-      <w:proofErr w:type="spellStart"/>
-      <w:r>
-        <w:rPr>
-          <w:rFonts w:cs="B Nazanin"/>
-          <w:rtl/>
-        </w:rPr>
-        <w:t>بین‌المللی</w:t>
-      </w:r>
-      <w:proofErr w:type="spellEnd"/>
-      <w:r>
-        <w:rPr>
-          <w:rFonts w:cs="B Nazanin"/>
-          <w:rtl/>
-        </w:rPr>
-        <w:t xml:space="preserve"> </w:t>
+        <w:t xml:space="preserve">) و با استناد به استاندارد بین‌المللی </w:t>
       </w:r>
       <w:r>
         <w:rPr>
@@ -162,500 +147,115 @@
           <w:rFonts w:cs="B Nazanin"/>
           <w:rtl/>
         </w:rPr>
-        <w:t xml:space="preserve">) </w:t>
-      </w:r>
-      <w:proofErr w:type="spellStart"/>
-      <w:r>
-        <w:rPr>
-          <w:rFonts w:cs="B Nazanin"/>
-          <w:rtl/>
-        </w:rPr>
-        <w:t>می‌پردازد</w:t>
-      </w:r>
-      <w:proofErr w:type="spellEnd"/>
-      <w:r>
-        <w:rPr>
-          <w:rFonts w:cs="B Nazanin"/>
-          <w:rtl/>
-        </w:rPr>
-        <w:t>.</w:t>
-      </w:r>
-    </w:p>
-    <w:p>
-      <w:pPr>
-        <w:rPr>
-          <w:rFonts w:cs="B Nazanin"/>
-          <w:rtl/>
-        </w:rPr>
-      </w:pPr>
-      <w:r>
-        <w:rPr>
-          <w:rFonts w:cs="B Nazanin"/>
-          <w:rtl/>
-        </w:rPr>
-        <w:t xml:space="preserve">در این رویکرد، به جای تکیه بر </w:t>
-      </w:r>
-      <w:proofErr w:type="spellStart"/>
-      <w:r>
-        <w:rPr>
-          <w:rFonts w:cs="B Nazanin"/>
-          <w:rtl/>
-        </w:rPr>
-        <w:t>داده‌های</w:t>
-      </w:r>
-      <w:proofErr w:type="spellEnd"/>
-      <w:r>
-        <w:rPr>
-          <w:rFonts w:cs="B Nazanin"/>
-          <w:rtl/>
-        </w:rPr>
-        <w:t xml:space="preserve"> </w:t>
-      </w:r>
-      <w:proofErr w:type="spellStart"/>
-      <w:r>
-        <w:rPr>
-          <w:rFonts w:cs="B Nazanin"/>
-          <w:rtl/>
-        </w:rPr>
-        <w:t>لحظه‌ای</w:t>
-      </w:r>
-      <w:proofErr w:type="spellEnd"/>
-      <w:r>
-        <w:rPr>
-          <w:rFonts w:cs="B Nazanin"/>
-          <w:rtl/>
-        </w:rPr>
-        <w:t xml:space="preserve"> که ممکن است تحت تأثیر </w:t>
-      </w:r>
-      <w:proofErr w:type="spellStart"/>
-      <w:r>
-        <w:rPr>
-          <w:rFonts w:cs="B Nazanin"/>
-          <w:rtl/>
-        </w:rPr>
-        <w:t>نویزهای</w:t>
-      </w:r>
-      <w:proofErr w:type="spellEnd"/>
-      <w:r>
-        <w:rPr>
-          <w:rFonts w:cs="B Nazanin"/>
-          <w:rtl/>
-        </w:rPr>
-        <w:t xml:space="preserve"> تصادفی و نوسانات موقت باشند، از یک </w:t>
-      </w:r>
-      <w:proofErr w:type="spellStart"/>
-      <w:r>
-        <w:rPr>
-          <w:rFonts w:cs="B Nazanin"/>
-          <w:rtl/>
-        </w:rPr>
-        <w:t>الگوریتم</w:t>
-      </w:r>
-      <w:proofErr w:type="spellEnd"/>
-      <w:r>
-        <w:rPr>
-          <w:rFonts w:cs="B Nazanin"/>
-          <w:rtl/>
-        </w:rPr>
-        <w:t xml:space="preserve"> هوشمند استفاده </w:t>
-      </w:r>
-      <w:proofErr w:type="spellStart"/>
-      <w:r>
-        <w:rPr>
-          <w:rFonts w:cs="B Nazanin"/>
-          <w:rtl/>
-        </w:rPr>
-        <w:t>می‌شود</w:t>
-      </w:r>
-      <w:proofErr w:type="spellEnd"/>
-      <w:r>
-        <w:rPr>
-          <w:rFonts w:cs="B Nazanin"/>
-          <w:rtl/>
-        </w:rPr>
-        <w:t xml:space="preserve"> که </w:t>
-      </w:r>
-      <w:proofErr w:type="spellStart"/>
-      <w:r>
-        <w:rPr>
-          <w:rFonts w:cs="B Nazanin"/>
-          <w:rtl/>
-        </w:rPr>
-        <w:t>داده‌های</w:t>
-      </w:r>
-      <w:proofErr w:type="spellEnd"/>
-      <w:r>
-        <w:rPr>
-          <w:rFonts w:cs="B Nazanin"/>
-          <w:rtl/>
-        </w:rPr>
-        <w:t xml:space="preserve"> تاریخی و جاری را با </w:t>
-      </w:r>
-      <w:proofErr w:type="spellStart"/>
-      <w:r>
-        <w:rPr>
-          <w:rFonts w:cs="B Nazanin"/>
-          <w:rtl/>
-        </w:rPr>
-        <w:t>وزن‌دهی</w:t>
-      </w:r>
-      <w:proofErr w:type="spellEnd"/>
-      <w:r>
-        <w:rPr>
-          <w:rFonts w:cs="B Nazanin"/>
-          <w:rtl/>
-        </w:rPr>
-        <w:t xml:space="preserve"> متفاوت ترکیب </w:t>
-      </w:r>
-      <w:proofErr w:type="spellStart"/>
-      <w:r>
-        <w:rPr>
-          <w:rFonts w:cs="B Nazanin"/>
-          <w:rtl/>
-        </w:rPr>
-        <w:t>می‌کند</w:t>
-      </w:r>
-      <w:proofErr w:type="spellEnd"/>
-      <w:r>
-        <w:rPr>
-          <w:rFonts w:cs="B Nazanin"/>
-          <w:rtl/>
-        </w:rPr>
-        <w:t xml:space="preserve">. در این فرآیند، </w:t>
-      </w:r>
-      <w:proofErr w:type="spellStart"/>
-      <w:r>
-        <w:rPr>
-          <w:rFonts w:cs="B Nazanin"/>
-          <w:rtl/>
-        </w:rPr>
-        <w:t>داده‌های</w:t>
-      </w:r>
-      <w:proofErr w:type="spellEnd"/>
-      <w:r>
-        <w:rPr>
-          <w:rFonts w:cs="B Nazanin"/>
-          <w:rtl/>
-        </w:rPr>
-        <w:t xml:space="preserve"> جدیدتر تأثیر بیشتری بر نتیجه نهایی دارند، در حالی که </w:t>
-      </w:r>
-      <w:proofErr w:type="spellStart"/>
-      <w:r>
-        <w:rPr>
-          <w:rFonts w:cs="B Nazanin"/>
-          <w:rtl/>
-        </w:rPr>
-        <w:t>داده‌های</w:t>
-      </w:r>
-      <w:proofErr w:type="spellEnd"/>
-      <w:r>
-        <w:rPr>
-          <w:rFonts w:cs="B Nazanin"/>
-          <w:rtl/>
-        </w:rPr>
-        <w:t xml:space="preserve"> </w:t>
-      </w:r>
-      <w:proofErr w:type="spellStart"/>
-      <w:r>
-        <w:rPr>
-          <w:rFonts w:cs="B Nazanin"/>
-          <w:rtl/>
-        </w:rPr>
-        <w:t>قدیمی‌تر</w:t>
-      </w:r>
-      <w:proofErr w:type="spellEnd"/>
-      <w:r>
-        <w:rPr>
-          <w:rFonts w:cs="B Nazanin"/>
-          <w:rtl/>
-        </w:rPr>
-        <w:t xml:space="preserve"> به صورت نمایی کمرنگ </w:t>
-      </w:r>
-      <w:proofErr w:type="spellStart"/>
-      <w:r>
-        <w:rPr>
-          <w:rFonts w:cs="B Nazanin"/>
-          <w:rtl/>
-        </w:rPr>
-        <w:t>می‌شوند</w:t>
-      </w:r>
-      <w:proofErr w:type="spellEnd"/>
-      <w:r>
-        <w:rPr>
-          <w:rFonts w:cs="B Nazanin"/>
-          <w:rtl/>
-        </w:rPr>
-        <w:t xml:space="preserve">. این ویژگی باعث </w:t>
-      </w:r>
-      <w:proofErr w:type="spellStart"/>
-      <w:r>
-        <w:rPr>
-          <w:rFonts w:cs="B Nazanin"/>
-          <w:rtl/>
-        </w:rPr>
-        <w:t>می‌شود</w:t>
-      </w:r>
-      <w:proofErr w:type="spellEnd"/>
-      <w:r>
-        <w:rPr>
-          <w:rFonts w:cs="B Nazanin"/>
-          <w:rtl/>
-        </w:rPr>
-        <w:t xml:space="preserve"> سیستم بتواند تغییرات کوچک و تدریجی در رفتار </w:t>
-      </w:r>
-      <w:proofErr w:type="spellStart"/>
-      <w:r>
-        <w:rPr>
-          <w:rFonts w:cs="B Nazanin"/>
-          <w:rtl/>
-        </w:rPr>
-        <w:t>لرزشی</w:t>
-      </w:r>
-      <w:proofErr w:type="spellEnd"/>
-      <w:r>
-        <w:rPr>
-          <w:rFonts w:cs="B Nazanin"/>
-          <w:rtl/>
-        </w:rPr>
-        <w:t xml:space="preserve"> </w:t>
-      </w:r>
-      <w:proofErr w:type="spellStart"/>
-      <w:r>
-        <w:rPr>
-          <w:rFonts w:cs="B Nazanin"/>
-          <w:rtl/>
-        </w:rPr>
-        <w:t>یاتاقان</w:t>
-      </w:r>
-      <w:proofErr w:type="spellEnd"/>
-      <w:r>
-        <w:rPr>
-          <w:rFonts w:cs="B Nazanin"/>
-          <w:rtl/>
-        </w:rPr>
-        <w:t xml:space="preserve"> توربین را بسیار زودتر از </w:t>
-      </w:r>
-      <w:proofErr w:type="spellStart"/>
-      <w:r>
-        <w:rPr>
-          <w:rFonts w:cs="B Nazanin"/>
-          <w:rtl/>
-        </w:rPr>
-        <w:t>روش‌های</w:t>
-      </w:r>
-      <w:proofErr w:type="spellEnd"/>
-      <w:r>
-        <w:rPr>
-          <w:rFonts w:cs="B Nazanin"/>
-          <w:rtl/>
-        </w:rPr>
-        <w:t xml:space="preserve"> سنتی شناسایی کند.</w:t>
-      </w:r>
-    </w:p>
-    <w:p>
-      <w:pPr>
-        <w:rPr>
-          <w:rFonts w:cs="B Nazanin"/>
-          <w:rtl/>
-        </w:rPr>
-      </w:pPr>
-      <w:r>
-        <w:rPr>
-          <w:rFonts w:cs="B Nazanin"/>
-          <w:rtl/>
-        </w:rPr>
-        <w:t xml:space="preserve">خطوط کنترل در این سیستم، مرزهای آماری دقیقی را تعیین </w:t>
-      </w:r>
-      <w:proofErr w:type="spellStart"/>
-      <w:r>
-        <w:rPr>
-          <w:rFonts w:cs="B Nazanin"/>
-          <w:rtl/>
-        </w:rPr>
-        <w:t>می‌کنند</w:t>
-      </w:r>
-      <w:proofErr w:type="spellEnd"/>
-      <w:r>
-        <w:rPr>
-          <w:rFonts w:cs="B Nazanin"/>
-          <w:rtl/>
-        </w:rPr>
-        <w:t xml:space="preserve"> که </w:t>
-      </w:r>
-      <w:proofErr w:type="spellStart"/>
-      <w:r>
-        <w:rPr>
-          <w:rFonts w:cs="B Nazanin"/>
-          <w:rtl/>
-        </w:rPr>
-        <w:t>نشان‌دهنده</w:t>
-      </w:r>
-      <w:proofErr w:type="spellEnd"/>
-      <w:r>
-        <w:rPr>
-          <w:rFonts w:cs="B Nazanin"/>
-          <w:rtl/>
-        </w:rPr>
-        <w:t xml:space="preserve"> محدوده نوسانات طبیعی و مجاز فرآیند است. هرگونه انحراف از این محدوده، نه به عنوان یک نوسان تصادفی، بلکه به عنوان </w:t>
-      </w:r>
-      <w:proofErr w:type="spellStart"/>
-      <w:r>
-        <w:rPr>
-          <w:rFonts w:cs="B Nazanin"/>
-          <w:rtl/>
-        </w:rPr>
-        <w:t>نشانه‌ای</w:t>
-      </w:r>
-      <w:proofErr w:type="spellEnd"/>
-      <w:r>
-        <w:rPr>
-          <w:rFonts w:cs="B Nazanin"/>
-          <w:rtl/>
-        </w:rPr>
-        <w:t xml:space="preserve"> از تغییر در وضعیت فیزیکی دستگاه (مانند شروع خرابی) تفسیر </w:t>
-      </w:r>
-      <w:proofErr w:type="spellStart"/>
-      <w:r>
-        <w:rPr>
-          <w:rFonts w:cs="B Nazanin"/>
-          <w:rtl/>
-        </w:rPr>
-        <w:t>می‌شود</w:t>
-      </w:r>
-      <w:proofErr w:type="spellEnd"/>
-      <w:r>
-        <w:rPr>
-          <w:rFonts w:cs="B Nazanin"/>
-          <w:rtl/>
-        </w:rPr>
-        <w:t>.</w:t>
-      </w:r>
-    </w:p>
-    <w:p>
-      <w:pPr>
-        <w:rPr>
-          <w:rFonts w:cs="B Nazanin"/>
-          <w:rtl/>
-        </w:rPr>
-      </w:pPr>
-      <w:r>
-        <w:rPr>
-          <w:rFonts w:cs="B Nazanin"/>
-          <w:rtl/>
-        </w:rPr>
-        <w:t xml:space="preserve">برای اطمینان از دقت بالا، محاسبات بر اساس یک پنجره زمانی متحرک (مثلاً ۳۰ روز اخیر) انجام </w:t>
-      </w:r>
-      <w:proofErr w:type="spellStart"/>
-      <w:r>
-        <w:rPr>
-          <w:rFonts w:cs="B Nazanin"/>
-          <w:rtl/>
-        </w:rPr>
-        <w:t>می‌شود</w:t>
-      </w:r>
-      <w:proofErr w:type="spellEnd"/>
-      <w:r>
-        <w:rPr>
-          <w:rFonts w:cs="B Nazanin"/>
-          <w:rtl/>
-        </w:rPr>
-        <w:t xml:space="preserve"> که اطمینان حاصل </w:t>
-      </w:r>
-      <w:proofErr w:type="spellStart"/>
-      <w:r>
-        <w:rPr>
-          <w:rFonts w:cs="B Nazanin"/>
-          <w:rtl/>
-        </w:rPr>
-        <w:t>می‌کند</w:t>
-      </w:r>
-      <w:proofErr w:type="spellEnd"/>
-      <w:r>
-        <w:rPr>
-          <w:rFonts w:cs="B Nazanin"/>
-          <w:rtl/>
-        </w:rPr>
-        <w:t xml:space="preserve"> خطوط کنترل همواره با شرایط فعلی و پایدار توربین همسو هستند. این روش تضمین </w:t>
-      </w:r>
-      <w:proofErr w:type="spellStart"/>
-      <w:r>
-        <w:rPr>
-          <w:rFonts w:cs="B Nazanin"/>
-          <w:rtl/>
-        </w:rPr>
-        <w:t>می‌کند</w:t>
-      </w:r>
-      <w:proofErr w:type="spellEnd"/>
-      <w:r>
-        <w:rPr>
-          <w:rFonts w:cs="B Nazanin"/>
-          <w:rtl/>
-        </w:rPr>
-        <w:t xml:space="preserve"> که هشدارهای صادر شده بر اساس </w:t>
-      </w:r>
-      <w:proofErr w:type="spellStart"/>
-      <w:r>
-        <w:rPr>
-          <w:rFonts w:cs="B Nazanin"/>
-          <w:rtl/>
-        </w:rPr>
-        <w:t>داده‌های</w:t>
-      </w:r>
-      <w:proofErr w:type="spellEnd"/>
-      <w:r>
-        <w:rPr>
-          <w:rFonts w:cs="B Nazanin"/>
-          <w:rtl/>
-        </w:rPr>
-        <w:t xml:space="preserve"> واقعی و </w:t>
-      </w:r>
-      <w:proofErr w:type="spellStart"/>
-      <w:r>
-        <w:rPr>
-          <w:rFonts w:cs="B Nazanin"/>
-          <w:rtl/>
-        </w:rPr>
-        <w:t>به‌روز</w:t>
-      </w:r>
-      <w:proofErr w:type="spellEnd"/>
-      <w:r>
-        <w:rPr>
-          <w:rFonts w:cs="B Nazanin"/>
-          <w:rtl/>
-        </w:rPr>
-        <w:t xml:space="preserve"> باشند و از خطاهای ناشی از تغییرات ناگهانی یا </w:t>
-      </w:r>
-      <w:proofErr w:type="spellStart"/>
-      <w:r>
-        <w:rPr>
-          <w:rFonts w:cs="B Nazanin"/>
-          <w:rtl/>
-        </w:rPr>
-        <w:t>داده‌های</w:t>
-      </w:r>
-      <w:proofErr w:type="spellEnd"/>
-      <w:r>
-        <w:rPr>
-          <w:rFonts w:cs="B Nazanin"/>
-          <w:rtl/>
-        </w:rPr>
-        <w:t xml:space="preserve"> </w:t>
-      </w:r>
-      <w:proofErr w:type="spellStart"/>
-      <w:r>
-        <w:rPr>
-          <w:rFonts w:cs="B Nazanin"/>
-          <w:rtl/>
-        </w:rPr>
-        <w:t>غیرنرمال</w:t>
-      </w:r>
-      <w:proofErr w:type="spellEnd"/>
-      <w:r>
-        <w:rPr>
-          <w:rFonts w:cs="B Nazanin"/>
-          <w:rtl/>
-        </w:rPr>
-        <w:t xml:space="preserve"> جلوگیری شود.</w:t>
+        <w:t>) می‌پردازد.</w:t>
+      </w:r>
+    </w:p>
+    <w:p>
+      <w:pPr>
+        <w:rPr>
+          <w:rFonts w:cs="B Nazanin" w:hint="cs"/>
+          <w:rtl/>
+        </w:rPr>
+      </w:pPr>
+    </w:p>
+    <w:p>
+      <w:pPr>
+        <w:jc w:val="center"/>
+        <w:rPr>
+          <w:rFonts w:cs="B Nazanin"/>
+        </w:rPr>
+      </w:pPr>
+      <w:r>
+        <w:rPr>
+          <w:rFonts w:cs="B Nazanin"/>
+          <w:noProof/>
+        </w:rPr>
+        <w:drawing>
+          <wp:inline distT="0" distB="0" distL="0" distR="0" wp14:anchorId="5C629405" wp14:editId="0C4A3178">
+            <wp:extent cx="2514600" cy="1819275"/>
+            <wp:effectExtent l="0" t="0" r="0" b="9525"/>
+            <wp:docPr id="3" name="Picture 3"/>
+            <wp:cNvGraphicFramePr>
+              <a:graphicFrameLocks xmlns:a="http://schemas.openxmlformats.org/drawingml/2006/main" noChangeAspect="1"/>
+            </wp:cNvGraphicFramePr>
+            <a:graphic xmlns:a="http://schemas.openxmlformats.org/drawingml/2006/main">
+              <a:graphicData uri="http://schemas.openxmlformats.org/drawingml/2006/picture">
+                <pic:pic xmlns:pic="http://schemas.openxmlformats.org/drawingml/2006/picture">
+                  <pic:nvPicPr>
+                    <pic:cNvPr id="3" name="Picture 3"/>
+                    <pic:cNvPicPr/>
+                  </pic:nvPicPr>
+                  <pic:blipFill>
+                    <a:blip r:embed="rId7">
+                      <a:extLst>
+                        <a:ext uri="{28A0092B-C50C-407E-A947-70E740481C1C}">
+                          <a14:useLocalDpi xmlns:a14="http://schemas.microsoft.com/office/drawing/2010/main" val="0"/>
+                        </a:ext>
+                      </a:extLst>
+                    </a:blip>
+                    <a:stretch>
+                      <a:fillRect/>
+                    </a:stretch>
+                  </pic:blipFill>
+                  <pic:spPr>
+                    <a:xfrm>
+                      <a:off x="0" y="0"/>
+                      <a:ext cx="2514600" cy="1819275"/>
+                    </a:xfrm>
+                    <a:prstGeom prst="rect">
+                      <a:avLst/>
+                    </a:prstGeom>
+                  </pic:spPr>
+                </pic:pic>
+              </a:graphicData>
+            </a:graphic>
+          </wp:inline>
+        </w:drawing>
+      </w:r>
+    </w:p>
+    <w:p>
+      <w:pPr>
+        <w:rPr>
+          <w:rFonts w:cs="B Nazanin"/>
+          <w:rtl/>
+        </w:rPr>
+      </w:pPr>
+      <w:r>
+        <w:rPr>
+          <w:rFonts w:cs="B Nazanin"/>
+          <w:rtl/>
+        </w:rPr>
+        <w:t>در این رویکرد، به جای تکیه بر داده‌های لحظه‌ای که ممکن است تحت تأثیر نویزهای تصادفی و نوسانات موقت باشند، از یک الگوریتم هوشمند استفاده می‌شود که داده‌های تاریخی و جاری را با وزن‌دهی متفاوت ترکیب می‌کند. در این فرآیند، داده‌های جدیدتر تأثیر بیشتری بر نتیجه نهایی دارند، در حالی که داده‌های قدیمی‌تر به صورت نمایی کمرنگ می‌شوند. این ویژگی باعث می‌شود سیستم بتواند تغییرات کوچک و تدریجی در رفتار لرزشی یاتاقان توربین را بسیار زودتر از روش‌های سنتی شناسایی کند.</w:t>
+      </w:r>
+    </w:p>
+    <w:p>
+      <w:pPr>
+        <w:rPr>
+          <w:rFonts w:cs="B Nazanin"/>
+          <w:rtl/>
+        </w:rPr>
+      </w:pPr>
+      <w:r>
+        <w:rPr>
+          <w:rFonts w:cs="B Nazanin"/>
+          <w:rtl/>
+        </w:rPr>
+        <w:t>خطوط کنترل در این سیستم، مرزهای آماری دقیقی را تعیین می‌کنند که نشان‌دهنده محدوده نوسانات طبیعی و مجاز فرآیند است. هرگونه انحراف از این محدوده، نه به عنوان یک نوسان تصادفی، بلکه به عنوان نشانه‌ای از تغییر در وضعیت فیزیکی دستگاه (مانند شروع خرابی) تفسیر می‌شود.</w:t>
+      </w:r>
+    </w:p>
+    <w:p>
+      <w:pPr>
+        <w:rPr>
+          <w:rFonts w:cs="B Nazanin"/>
+          <w:rtl/>
+        </w:rPr>
+      </w:pPr>
+      <w:r>
+        <w:rPr>
+          <w:rFonts w:cs="B Nazanin"/>
+          <w:rtl/>
+        </w:rPr>
+        <w:t>برای اطمینان از دقت بالا، محاسبات بر اساس یک پنجره زمانی متحرک (مثلاً ۳۰ روز اخیر) انجام می‌شود که اطمینان حاصل می‌کند خطوط کنترل همواره با شرایط فعلی و پایدار توربین همسو هستند. این روش تضمین می‌کند که هشدارهای صادر شده بر اساس داده‌های واقعی و به‌روز باشند و از خطاهای ناشی از تغییرات ناگهانی یا داده‌های غیرنرمال جلوگیری شود.</w:t>
       </w:r>
     </w:p>
     <w:p>
@@ -726,87 +326,7 @@
           <w:rFonts w:cs="B Nazanin"/>
           <w:rtl/>
         </w:rPr>
-        <w:t xml:space="preserve">) یک روش آماری برای تحلیل </w:t>
-      </w:r>
-      <w:proofErr w:type="spellStart"/>
-      <w:r>
-        <w:rPr>
-          <w:rFonts w:cs="B Nazanin"/>
-          <w:rtl/>
-        </w:rPr>
-        <w:t>سری‌های</w:t>
-      </w:r>
-      <w:proofErr w:type="spellEnd"/>
-      <w:r>
-        <w:rPr>
-          <w:rFonts w:cs="B Nazanin"/>
-          <w:rtl/>
-        </w:rPr>
-        <w:t xml:space="preserve"> زمانی است که در آن به </w:t>
-      </w:r>
-      <w:proofErr w:type="spellStart"/>
-      <w:r>
-        <w:rPr>
-          <w:rFonts w:cs="B Nazanin"/>
-          <w:rtl/>
-        </w:rPr>
-        <w:t>داده‌های</w:t>
-      </w:r>
-      <w:proofErr w:type="spellEnd"/>
-      <w:r>
-        <w:rPr>
-          <w:rFonts w:cs="B Nazanin"/>
-          <w:rtl/>
-        </w:rPr>
-        <w:t xml:space="preserve"> اخیر وزن بیشتری نسبت به </w:t>
-      </w:r>
-      <w:proofErr w:type="spellStart"/>
-      <w:r>
-        <w:rPr>
-          <w:rFonts w:cs="B Nazanin"/>
-          <w:rtl/>
-        </w:rPr>
-        <w:t>داده‌های</w:t>
-      </w:r>
-      <w:proofErr w:type="spellEnd"/>
-      <w:r>
-        <w:rPr>
-          <w:rFonts w:cs="B Nazanin"/>
-          <w:rtl/>
-        </w:rPr>
-        <w:t xml:space="preserve"> </w:t>
-      </w:r>
-      <w:proofErr w:type="spellStart"/>
-      <w:r>
-        <w:rPr>
-          <w:rFonts w:cs="B Nazanin"/>
-          <w:rtl/>
-        </w:rPr>
-        <w:t>قدیمی‌تر</w:t>
-      </w:r>
-      <w:proofErr w:type="spellEnd"/>
-      <w:r>
-        <w:rPr>
-          <w:rFonts w:cs="B Nazanin"/>
-          <w:rtl/>
-        </w:rPr>
-        <w:t xml:space="preserve"> داده </w:t>
-      </w:r>
-      <w:proofErr w:type="spellStart"/>
-      <w:r>
-        <w:rPr>
-          <w:rFonts w:cs="B Nazanin"/>
-          <w:rtl/>
-        </w:rPr>
-        <w:t>می‌شود</w:t>
-      </w:r>
-      <w:proofErr w:type="spellEnd"/>
-      <w:r>
-        <w:rPr>
-          <w:rFonts w:cs="B Nazanin"/>
-          <w:rtl/>
-        </w:rPr>
-        <w:t>. برخلاف میانگین متحرک ساده (</w:t>
+        <w:t>) یک روش آماری برای تحلیل سری‌های زمانی است که در آن به داده‌های اخیر وزن بیشتری نسبت به داده‌های قدیمی‌تر داده می‌شود. برخلاف میانگین متحرک ساده (</w:t>
       </w:r>
       <w:r>
         <w:rPr>
@@ -819,39 +339,7 @@
           <w:rFonts w:cs="B Nazanin"/>
           <w:rtl/>
         </w:rPr>
-        <w:t xml:space="preserve">) که به تمام </w:t>
-      </w:r>
-      <w:proofErr w:type="spellStart"/>
-      <w:r>
-        <w:rPr>
-          <w:rFonts w:cs="B Nazanin"/>
-          <w:rtl/>
-        </w:rPr>
-        <w:t>داده‌ها</w:t>
-      </w:r>
-      <w:proofErr w:type="spellEnd"/>
-      <w:r>
-        <w:rPr>
-          <w:rFonts w:cs="B Nazanin"/>
-          <w:rtl/>
-        </w:rPr>
-        <w:t xml:space="preserve"> وزن یکسان </w:t>
-      </w:r>
-      <w:proofErr w:type="spellStart"/>
-      <w:r>
-        <w:rPr>
-          <w:rFonts w:cs="B Nazanin"/>
-          <w:rtl/>
-        </w:rPr>
-        <w:t>می‌دهد</w:t>
-      </w:r>
-      <w:proofErr w:type="spellEnd"/>
-      <w:r>
-        <w:rPr>
-          <w:rFonts w:cs="B Nazanin"/>
-          <w:rtl/>
-        </w:rPr>
-        <w:t xml:space="preserve">، </w:t>
+        <w:t xml:space="preserve">) که به تمام داده‌ها وزن یکسان می‌دهد، </w:t>
       </w:r>
       <w:r>
         <w:rPr>
@@ -864,23 +352,7 @@
           <w:rFonts w:cs="B Nazanin"/>
           <w:rtl/>
         </w:rPr>
-        <w:t xml:space="preserve"> با استفاده از یک ضریب </w:t>
-      </w:r>
-      <w:proofErr w:type="spellStart"/>
-      <w:r>
-        <w:rPr>
-          <w:rFonts w:cs="B Nazanin"/>
-          <w:rtl/>
-        </w:rPr>
-        <w:t>وزن‌دهی</w:t>
-      </w:r>
-      <w:proofErr w:type="spellEnd"/>
-      <w:r>
-        <w:rPr>
-          <w:rFonts w:cs="B Nazanin"/>
-          <w:rtl/>
-        </w:rPr>
-        <w:t xml:space="preserve"> (که با نماد </w:t>
+        <w:t xml:space="preserve"> با استفاده از یک ضریب وزن‌دهی (که با نماد </w:t>
       </w:r>
       <w:r>
         <w:rPr>
@@ -893,102 +365,22 @@
           <w:rFonts w:cs="B Nazanin"/>
           <w:rtl/>
         </w:rPr>
-        <w:t xml:space="preserve"> یا </w:t>
-      </w:r>
-      <w:proofErr w:type="spellStart"/>
-      <w:r>
-        <w:rPr>
-          <w:rFonts w:cs="B Nazanin"/>
-          <w:rtl/>
-        </w:rPr>
-        <w:t>لامدا</w:t>
-      </w:r>
-      <w:proofErr w:type="spellEnd"/>
-      <w:r>
-        <w:rPr>
-          <w:rFonts w:cs="B Nazanin"/>
-          <w:rtl/>
-        </w:rPr>
-        <w:t xml:space="preserve"> نمایش داده </w:t>
-      </w:r>
-      <w:proofErr w:type="spellStart"/>
-      <w:r>
-        <w:rPr>
-          <w:rFonts w:cs="B Nazanin"/>
-          <w:rtl/>
-        </w:rPr>
-        <w:t>می‌شود</w:t>
-      </w:r>
-      <w:proofErr w:type="spellEnd"/>
-      <w:r>
-        <w:rPr>
-          <w:rFonts w:cs="B Nazanin"/>
-          <w:rtl/>
-        </w:rPr>
-        <w:t xml:space="preserve">)، تأثیر </w:t>
-      </w:r>
-      <w:proofErr w:type="spellStart"/>
-      <w:r>
-        <w:rPr>
-          <w:rFonts w:cs="B Nazanin"/>
-          <w:rtl/>
-        </w:rPr>
-        <w:t>داده‌های</w:t>
-      </w:r>
-      <w:proofErr w:type="spellEnd"/>
-      <w:r>
-        <w:rPr>
-          <w:rFonts w:cs="B Nazanin"/>
-          <w:rtl/>
-        </w:rPr>
-        <w:t xml:space="preserve"> گذشته را به صورت نمایی کاهش </w:t>
-      </w:r>
-      <w:proofErr w:type="spellStart"/>
-      <w:r>
-        <w:rPr>
-          <w:rFonts w:cs="B Nazanin"/>
-          <w:rtl/>
-        </w:rPr>
-        <w:t>می‌دهد</w:t>
-      </w:r>
-      <w:proofErr w:type="spellEnd"/>
-      <w:r>
-        <w:rPr>
-          <w:rFonts w:cs="B Nazanin"/>
-          <w:rtl/>
-        </w:rPr>
-        <w:t>.</w:t>
-      </w:r>
-    </w:p>
-    <w:p>
-      <w:pPr>
-        <w:rPr>
-          <w:rFonts w:cs="B Nazanin"/>
-          <w:rtl/>
-        </w:rPr>
-      </w:pPr>
-      <w:r>
-        <w:rPr>
-          <w:rFonts w:cs="B Nazanin"/>
-          <w:rtl/>
-        </w:rPr>
-        <w:t xml:space="preserve">کارکرد در پایش توربین: در پایش لرزش </w:t>
-      </w:r>
-      <w:proofErr w:type="spellStart"/>
-      <w:r>
-        <w:rPr>
-          <w:rFonts w:cs="B Nazanin"/>
-          <w:rtl/>
-        </w:rPr>
-        <w:t>یاتاقان</w:t>
-      </w:r>
-      <w:proofErr w:type="spellEnd"/>
-      <w:r>
-        <w:rPr>
-          <w:rFonts w:cs="B Nazanin"/>
-          <w:rtl/>
-        </w:rPr>
-        <w:t xml:space="preserve"> توربین، </w:t>
+        <w:t xml:space="preserve"> یا لامدا نمایش داده می‌شود)، تأثیر داده‌های گذشته را به صورت نمایی کاهش می‌دهد.</w:t>
+      </w:r>
+    </w:p>
+    <w:p>
+      <w:pPr>
+        <w:rPr>
+          <w:rFonts w:cs="B Nazanin"/>
+          <w:rtl/>
+        </w:rPr>
+      </w:pPr>
+      <w:r>
+        <w:rPr>
+          <w:rFonts w:cs="B Nazanin"/>
+          <w:rtl/>
+        </w:rPr>
+        <w:t xml:space="preserve">کارکرد در پایش توربین: در پایش لرزش یاتاقان توربین، </w:t>
       </w:r>
       <w:r>
         <w:rPr>
@@ -1001,103 +393,7 @@
           <w:rFonts w:cs="B Nazanin"/>
           <w:rtl/>
         </w:rPr>
-        <w:t xml:space="preserve"> به عنوان یک “فیلتر هوشمند” عمل </w:t>
-      </w:r>
-      <w:proofErr w:type="spellStart"/>
-      <w:r>
-        <w:rPr>
-          <w:rFonts w:cs="B Nazanin"/>
-          <w:rtl/>
-        </w:rPr>
-        <w:t>می‌کند</w:t>
-      </w:r>
-      <w:proofErr w:type="spellEnd"/>
-      <w:r>
-        <w:rPr>
-          <w:rFonts w:cs="B Nazanin"/>
-          <w:rtl/>
-        </w:rPr>
-        <w:t xml:space="preserve">. این روش </w:t>
-      </w:r>
-      <w:proofErr w:type="spellStart"/>
-      <w:r>
-        <w:rPr>
-          <w:rFonts w:cs="B Nazanin"/>
-          <w:rtl/>
-        </w:rPr>
-        <w:t>نویزهای</w:t>
-      </w:r>
-      <w:proofErr w:type="spellEnd"/>
-      <w:r>
-        <w:rPr>
-          <w:rFonts w:cs="B Nazanin"/>
-          <w:rtl/>
-        </w:rPr>
-        <w:t xml:space="preserve"> تصادفی و </w:t>
-      </w:r>
-      <w:proofErr w:type="spellStart"/>
-      <w:r>
-        <w:rPr>
-          <w:rFonts w:cs="B Nazanin"/>
-          <w:rtl/>
-        </w:rPr>
-        <w:t>لحظه‌ای</w:t>
-      </w:r>
-      <w:proofErr w:type="spellEnd"/>
-      <w:r>
-        <w:rPr>
-          <w:rFonts w:cs="B Nazanin"/>
-          <w:rtl/>
-        </w:rPr>
-        <w:t xml:space="preserve"> (که ممکن است ناشی از خطای </w:t>
-      </w:r>
-      <w:proofErr w:type="spellStart"/>
-      <w:r>
-        <w:rPr>
-          <w:rFonts w:cs="B Nazanin"/>
-          <w:rtl/>
-        </w:rPr>
-        <w:t>سنسور</w:t>
-      </w:r>
-      <w:proofErr w:type="spellEnd"/>
-      <w:r>
-        <w:rPr>
-          <w:rFonts w:cs="B Nazanin"/>
-          <w:rtl/>
-        </w:rPr>
-        <w:t xml:space="preserve"> یا نوسانات جزئی باشند) را حذف کرده و روند واقعی تغییرات را آشکار </w:t>
-      </w:r>
-      <w:proofErr w:type="spellStart"/>
-      <w:r>
-        <w:rPr>
-          <w:rFonts w:cs="B Nazanin"/>
-          <w:rtl/>
-        </w:rPr>
-        <w:t>می‌سازد</w:t>
-      </w:r>
-      <w:proofErr w:type="spellEnd"/>
-      <w:r>
-        <w:rPr>
-          <w:rFonts w:cs="B Nazanin"/>
-          <w:rtl/>
-        </w:rPr>
-        <w:t xml:space="preserve">. این ویژگی باعث </w:t>
-      </w:r>
-      <w:proofErr w:type="spellStart"/>
-      <w:r>
-        <w:rPr>
-          <w:rFonts w:cs="B Nazanin"/>
-          <w:rtl/>
-        </w:rPr>
-        <w:t>می‌شود</w:t>
-      </w:r>
-      <w:proofErr w:type="spellEnd"/>
-      <w:r>
-        <w:rPr>
-          <w:rFonts w:cs="B Nazanin"/>
-          <w:rtl/>
-        </w:rPr>
-        <w:t xml:space="preserve"> </w:t>
+        <w:t xml:space="preserve"> به عنوان یک “فیلتر هوشمند” عمل می‌کند. این روش نویزهای تصادفی و لحظه‌ای (که ممکن است ناشی از خطای سنسور یا نوسانات جزئی باشند) را حذف کرده و روند واقعی تغییرات را آشکار می‌سازد. این ویژگی باعث می‌شود </w:t>
       </w:r>
       <w:r>
         <w:rPr>
@@ -1110,69 +406,22 @@
           <w:rFonts w:cs="B Nazanin"/>
           <w:rtl/>
         </w:rPr>
-        <w:t xml:space="preserve"> در تشخیص تغییرات کوچک و تدریجی (که </w:t>
-      </w:r>
-      <w:proofErr w:type="spellStart"/>
-      <w:r>
-        <w:rPr>
-          <w:rFonts w:cs="B Nazanin"/>
-          <w:rtl/>
-        </w:rPr>
-        <w:t>نشانه‌های</w:t>
-      </w:r>
-      <w:proofErr w:type="spellEnd"/>
-      <w:r>
-        <w:rPr>
-          <w:rFonts w:cs="B Nazanin"/>
-          <w:rtl/>
-        </w:rPr>
-        <w:t xml:space="preserve"> اولیه خرابی هستند) بسیار </w:t>
-      </w:r>
-      <w:proofErr w:type="spellStart"/>
-      <w:r>
-        <w:rPr>
-          <w:rFonts w:cs="B Nazanin"/>
-          <w:rtl/>
-        </w:rPr>
-        <w:t>حساس‌تر</w:t>
-      </w:r>
-      <w:proofErr w:type="spellEnd"/>
-      <w:r>
-        <w:rPr>
-          <w:rFonts w:cs="B Nazanin"/>
-          <w:rtl/>
-        </w:rPr>
-        <w:t xml:space="preserve"> از سایر </w:t>
-      </w:r>
-      <w:proofErr w:type="spellStart"/>
-      <w:r>
-        <w:rPr>
-          <w:rFonts w:cs="B Nazanin"/>
-          <w:rtl/>
-        </w:rPr>
-        <w:t>روش‌ها</w:t>
-      </w:r>
-      <w:proofErr w:type="spellEnd"/>
-      <w:r>
-        <w:rPr>
-          <w:rFonts w:cs="B Nazanin"/>
-          <w:rtl/>
-        </w:rPr>
-        <w:t xml:space="preserve"> باشد.</w:t>
-      </w:r>
-    </w:p>
-    <w:p>
-      <w:pPr>
-        <w:rPr>
-          <w:rFonts w:cs="B Nazanin"/>
-          <w:rtl/>
-        </w:rPr>
-      </w:pPr>
-      <w:r>
-        <w:rPr>
-          <w:rFonts w:cs="B Nazanin"/>
-          <w:rtl/>
-        </w:rPr>
+        <w:t xml:space="preserve"> در تشخیص تغییرات کوچک و تدریجی (که نشانه‌های اولیه خرابی هستند) بسیار حساس‌تر از سایر روش‌ها باشد.</w:t>
+      </w:r>
+    </w:p>
+    <w:p>
+      <w:pPr>
+        <w:rPr>
+          <w:rFonts w:cs="B Nazanin"/>
+          <w:rtl/>
+        </w:rPr>
+      </w:pPr>
+      <w:r>
+        <w:rPr>
+          <w:rFonts w:cs="B Nazanin"/>
+          <w:rtl/>
+        </w:rPr>
+        <w:lastRenderedPageBreak/>
         <w:t xml:space="preserve">نحوه محاسبه: محاسبه </w:t>
       </w:r>
       <w:r>
@@ -1199,55 +448,7 @@
           <w:rFonts w:cs="B Nazanin"/>
           <w:rtl/>
         </w:rPr>
-        <w:t xml:space="preserve">) انجام </w:t>
-      </w:r>
-      <w:proofErr w:type="spellStart"/>
-      <w:r>
-        <w:rPr>
-          <w:rFonts w:cs="B Nazanin"/>
-          <w:rtl/>
-        </w:rPr>
-        <w:t>می‌شود</w:t>
-      </w:r>
-      <w:proofErr w:type="spellEnd"/>
-      <w:r>
-        <w:rPr>
-          <w:rFonts w:cs="B Nazanin"/>
-          <w:rtl/>
-        </w:rPr>
-        <w:t xml:space="preserve">، به این معنی که مقدار هر نقطه جدید، ترکیبی از </w:t>
-      </w:r>
-      <w:proofErr w:type="spellStart"/>
-      <w:r>
-        <w:rPr>
-          <w:rFonts w:cs="B Nazanin"/>
-          <w:rtl/>
-        </w:rPr>
-        <w:t>داده‌ی</w:t>
-      </w:r>
-      <w:proofErr w:type="spellEnd"/>
-      <w:r>
-        <w:rPr>
-          <w:rFonts w:cs="B Nazanin"/>
-          <w:rtl/>
-        </w:rPr>
-        <w:t xml:space="preserve"> </w:t>
-      </w:r>
-      <w:proofErr w:type="spellStart"/>
-      <w:r>
-        <w:rPr>
-          <w:rFonts w:cs="B Nazanin"/>
-          <w:rtl/>
-        </w:rPr>
-        <w:t>لحظه‌ای</w:t>
-      </w:r>
-      <w:proofErr w:type="spellEnd"/>
-      <w:r>
-        <w:rPr>
-          <w:rFonts w:cs="B Nazanin"/>
-          <w:rtl/>
-        </w:rPr>
-        <w:t xml:space="preserve"> و مقدار </w:t>
+        <w:t xml:space="preserve">) انجام می‌شود، به این معنی که مقدار هر نقطه جدید، ترکیبی از داده‌ی لحظه‌ای و مقدار </w:t>
       </w:r>
       <w:r>
         <w:rPr>
@@ -1321,7 +522,7 @@
                     <pic:cNvPicPr/>
                   </pic:nvPicPr>
                   <pic:blipFill>
-                    <a:blip r:embed="rId7">
+                    <a:blip r:embed="rId8">
                       <a:extLst>
                         <a:ext uri="{28A0092B-C50C-407E-A947-70E740481C1C}">
                           <a14:useLocalDpi xmlns:a14="http://schemas.microsoft.com/office/drawing/2010/main" val="0"/>
@@ -1360,22 +561,6 @@
       <w:pPr>
         <w:rPr>
           <w:rFonts w:cs="B Nazanin"/>
-          <w:rtl/>
-        </w:rPr>
-      </w:pPr>
-    </w:p>
-    <w:p>
-      <w:pPr>
-        <w:rPr>
-          <w:rFonts w:cs="B Nazanin"/>
-          <w:rtl/>
-        </w:rPr>
-      </w:pPr>
-    </w:p>
-    <w:p>
-      <w:pPr>
-        <w:rPr>
-          <w:rFonts w:cs="B Nazanin"/>
           <w:b/>
           <w:bCs/>
         </w:rPr>
@@ -1387,7 +572,6 @@
           <w:bCs/>
           <w:rtl/>
         </w:rPr>
-        <w:lastRenderedPageBreak/>
         <w:t>مفهوم خطوط کنترل (</w:t>
       </w:r>
       <w:r>
@@ -1437,23 +621,7 @@
           <w:rFonts w:cs="B Nazanin"/>
           <w:rtl/>
         </w:rPr>
-        <w:t xml:space="preserve">تعریف: خطوط کنترل، مرزهای آماری هستند که محدوده نوسانات طبیعی و مجاز یک فرآیند را تعیین </w:t>
-      </w:r>
-      <w:proofErr w:type="spellStart"/>
-      <w:r>
-        <w:rPr>
-          <w:rFonts w:cs="B Nazanin"/>
-          <w:rtl/>
-        </w:rPr>
-        <w:t>می‌کنند</w:t>
-      </w:r>
-      <w:proofErr w:type="spellEnd"/>
-      <w:r>
-        <w:rPr>
-          <w:rFonts w:cs="B Nazanin"/>
-          <w:rtl/>
-        </w:rPr>
-        <w:t>.</w:t>
+        <w:t>تعریف: خطوط کنترل، مرزهای آماری هستند که محدوده نوسانات طبیعی و مجاز یک فرآیند را تعیین می‌کنند.</w:t>
       </w:r>
     </w:p>
     <w:p>
@@ -1510,39 +678,7 @@
           <w:rFonts w:cs="B Nazanin"/>
           <w:rtl/>
         </w:rPr>
-        <w:t xml:space="preserve">هر نقطه </w:t>
-      </w:r>
-      <w:proofErr w:type="spellStart"/>
-      <w:r>
-        <w:rPr>
-          <w:rFonts w:cs="B Nazanin"/>
-          <w:rtl/>
-        </w:rPr>
-        <w:t>داده‌ای</w:t>
-      </w:r>
-      <w:proofErr w:type="spellEnd"/>
-      <w:r>
-        <w:rPr>
-          <w:rFonts w:cs="B Nazanin"/>
-          <w:rtl/>
-        </w:rPr>
-        <w:t xml:space="preserve"> که خارج از این محدوده قرار گیرد، </w:t>
-      </w:r>
-      <w:proofErr w:type="spellStart"/>
-      <w:r>
-        <w:rPr>
-          <w:rFonts w:cs="B Nazanin"/>
-          <w:rtl/>
-        </w:rPr>
-        <w:t>نشان‌دهنده</w:t>
-      </w:r>
-      <w:proofErr w:type="spellEnd"/>
-      <w:r>
-        <w:rPr>
-          <w:rFonts w:cs="B Nazanin"/>
-          <w:rtl/>
-        </w:rPr>
-        <w:t xml:space="preserve"> وجود یک “عامل ویژه” (</w:t>
+        <w:t>هر نقطه داده‌ای که خارج از این محدوده قرار گیرد، نشان‌دهنده وجود یک “عامل ویژه” (</w:t>
       </w:r>
       <w:r>
         <w:rPr>
@@ -1609,118 +745,22 @@
           <w:rFonts w:cs="B Nazanin"/>
           <w:rtl/>
         </w:rPr>
-        <w:t xml:space="preserve"> عرض خطوط کنترل به “زمان” (تعداد </w:t>
-      </w:r>
-      <w:proofErr w:type="spellStart"/>
-      <w:r>
-        <w:rPr>
-          <w:rFonts w:cs="B Nazanin"/>
-          <w:rtl/>
-        </w:rPr>
-        <w:t>داده‌های</w:t>
-      </w:r>
-      <w:proofErr w:type="spellEnd"/>
-      <w:r>
-        <w:rPr>
-          <w:rFonts w:cs="B Nazanin"/>
-          <w:rtl/>
-        </w:rPr>
-        <w:t xml:space="preserve"> ورودی) بستگی دارد. در ابتدای کار، عدم قطعیت بیشتر است و خطوط کنترل </w:t>
-      </w:r>
-      <w:proofErr w:type="spellStart"/>
-      <w:r>
-        <w:rPr>
-          <w:rFonts w:cs="B Nazanin"/>
-          <w:rtl/>
-        </w:rPr>
-        <w:t>باریک‌تر</w:t>
-      </w:r>
-      <w:proofErr w:type="spellEnd"/>
-      <w:r>
-        <w:rPr>
-          <w:rFonts w:cs="B Nazanin"/>
-          <w:rtl/>
-        </w:rPr>
-        <w:t xml:space="preserve"> هستند؛ با گذشت زمان و افزایش </w:t>
-      </w:r>
-      <w:proofErr w:type="spellStart"/>
-      <w:r>
-        <w:rPr>
-          <w:rFonts w:cs="B Nazanin"/>
-          <w:rtl/>
-        </w:rPr>
-        <w:t>داده‌ها</w:t>
-      </w:r>
-      <w:proofErr w:type="spellEnd"/>
-      <w:r>
-        <w:rPr>
-          <w:rFonts w:cs="B Nazanin"/>
-          <w:rtl/>
-        </w:rPr>
-        <w:t xml:space="preserve">، خطوط کنترل به یک عرض پایدار </w:t>
-      </w:r>
-      <w:proofErr w:type="spellStart"/>
-      <w:r>
-        <w:rPr>
-          <w:rFonts w:cs="B Nazanin"/>
-          <w:rtl/>
-        </w:rPr>
-        <w:t>می‌رسند</w:t>
-      </w:r>
-      <w:proofErr w:type="spellEnd"/>
-      <w:r>
-        <w:rPr>
-          <w:rFonts w:cs="B Nazanin"/>
-          <w:rtl/>
-        </w:rPr>
-        <w:t>.</w:t>
-      </w:r>
-    </w:p>
-    <w:p>
-      <w:pPr>
-        <w:rPr>
-          <w:rFonts w:cs="B Nazanin"/>
-          <w:rtl/>
-        </w:rPr>
-      </w:pPr>
-      <w:r>
-        <w:rPr>
-          <w:rFonts w:cs="B Nazanin"/>
-          <w:rtl/>
-        </w:rPr>
-        <w:t xml:space="preserve">فرمول خطوط کنترل (حالت پایدار): پس از گذشت تعداد کافی از </w:t>
-      </w:r>
-      <w:proofErr w:type="spellStart"/>
-      <w:r>
-        <w:rPr>
-          <w:rFonts w:cs="B Nazanin"/>
-          <w:rtl/>
-        </w:rPr>
-        <w:t>داده‌ها</w:t>
-      </w:r>
-      <w:proofErr w:type="spellEnd"/>
-      <w:r>
-        <w:rPr>
-          <w:rFonts w:cs="B Nazanin"/>
-          <w:rtl/>
-        </w:rPr>
-        <w:t xml:space="preserve"> (معمولاً بیش از ۲۰ نقطه)، خطوط کنترل با فرمول زیر محاسبه </w:t>
-      </w:r>
-      <w:proofErr w:type="spellStart"/>
-      <w:r>
-        <w:rPr>
-          <w:rFonts w:cs="B Nazanin"/>
-          <w:rtl/>
-        </w:rPr>
-        <w:t>می‌شوند</w:t>
-      </w:r>
-      <w:proofErr w:type="spellEnd"/>
-      <w:r>
-        <w:rPr>
-          <w:rFonts w:cs="B Nazanin"/>
-          <w:rtl/>
-        </w:rPr>
-        <w:t>:</w:t>
+        <w:t xml:space="preserve"> عرض خطوط کنترل به “زمان” (تعداد داده‌های ورودی) بستگی دارد. در ابتدای کار، عدم قطعیت بیشتر است و خطوط کنترل باریک‌تر هستند؛ با گذشت زمان و افزایش داده‌ها، خطوط کنترل به یک عرض پایدار می‌رسند.</w:t>
+      </w:r>
+    </w:p>
+    <w:p>
+      <w:pPr>
+        <w:rPr>
+          <w:rFonts w:cs="B Nazanin"/>
+          <w:rtl/>
+        </w:rPr>
+      </w:pPr>
+      <w:r>
+        <w:rPr>
+          <w:rFonts w:cs="B Nazanin"/>
+          <w:rtl/>
+        </w:rPr>
+        <w:t>فرمول خطوط کنترل (حالت پایدار): پس از گذشت تعداد کافی از داده‌ها (معمولاً بیش از ۲۰ نقطه)، خطوط کنترل با فرمول زیر محاسبه می‌شوند:</w:t>
       </w:r>
     </w:p>
     <w:p>
@@ -1753,7 +793,7 @@
                     <pic:cNvPicPr/>
                   </pic:nvPicPr>
                   <pic:blipFill>
-                    <a:blip r:embed="rId8">
+                    <a:blip r:embed="rId9">
                       <a:extLst>
                         <a:ext uri="{28A0092B-C50C-407E-A947-70E740481C1C}">
                           <a14:useLocalDpi xmlns:a14="http://schemas.microsoft.com/office/drawing/2010/main" val="0"/>
@@ -1818,39 +858,7 @@
           <w:rFonts w:cs="B Nazanin"/>
           <w:rtl/>
         </w:rPr>
-        <w:t xml:space="preserve">(انحراف معیار)، نیاز به </w:t>
-      </w:r>
-      <w:proofErr w:type="spellStart"/>
-      <w:r>
-        <w:rPr>
-          <w:rFonts w:cs="B Nazanin"/>
-          <w:rtl/>
-        </w:rPr>
-        <w:t>داده‌هایی</w:t>
-      </w:r>
-      <w:proofErr w:type="spellEnd"/>
-      <w:r>
-        <w:rPr>
-          <w:rFonts w:cs="B Nazanin"/>
-          <w:rtl/>
-        </w:rPr>
-        <w:t xml:space="preserve"> است که در </w:t>
-      </w:r>
-      <w:proofErr w:type="spellStart"/>
-      <w:r>
-        <w:rPr>
-          <w:rFonts w:cs="B Nazanin"/>
-          <w:rtl/>
-        </w:rPr>
-        <w:t>آن‌ها</w:t>
-      </w:r>
-      <w:proofErr w:type="spellEnd"/>
-      <w:r>
-        <w:rPr>
-          <w:rFonts w:cs="B Nazanin"/>
-          <w:rtl/>
-        </w:rPr>
-        <w:t xml:space="preserve"> توربین در حالت سالم و پایدار کار کرده است</w:t>
+        <w:t>(انحراف معیار)، نیاز به داده‌هایی است که در آن‌ها توربین در حالت سالم و پایدار کار کرده است</w:t>
       </w:r>
       <w:r>
         <w:rPr>
@@ -1897,23 +905,7 @@
           <w:rFonts w:cs="B Nazanin"/>
           <w:rtl/>
         </w:rPr>
-        <w:t xml:space="preserve">تعیین </w:t>
-      </w:r>
-      <w:proofErr w:type="spellStart"/>
-      <w:r>
-        <w:rPr>
-          <w:rFonts w:cs="B Nazanin"/>
-          <w:rtl/>
-        </w:rPr>
-        <w:t>پارامترها</w:t>
-      </w:r>
-      <w:proofErr w:type="spellEnd"/>
-      <w:r>
-        <w:rPr>
-          <w:rFonts w:cs="B Nazanin"/>
-          <w:rtl/>
-        </w:rPr>
-        <w:t>: میانگین (</w:t>
+        <w:t>تعیین پارامترها: میانگین (</w:t>
       </w:r>
       <w:r>
         <w:rPr>
@@ -1939,39 +931,7 @@
           <w:rFonts w:cs="B Nazanin"/>
           <w:rtl/>
         </w:rPr>
-        <w:t xml:space="preserve">) از </w:t>
-      </w:r>
-      <w:proofErr w:type="spellStart"/>
-      <w:r>
-        <w:rPr>
-          <w:rFonts w:cs="B Nazanin"/>
-          <w:rtl/>
-        </w:rPr>
-        <w:t>داده‌های</w:t>
-      </w:r>
-      <w:proofErr w:type="spellEnd"/>
-      <w:r>
-        <w:rPr>
-          <w:rFonts w:cs="B Nazanin"/>
-          <w:rtl/>
-        </w:rPr>
-        <w:t xml:space="preserve"> دوره پایدار (یا میانگین ۳۰ روز اخیر در صورت اطمینان از سلامت فرآیند) محاسبه </w:t>
-      </w:r>
-      <w:proofErr w:type="spellStart"/>
-      <w:r>
-        <w:rPr>
-          <w:rFonts w:cs="B Nazanin"/>
-          <w:rtl/>
-        </w:rPr>
-        <w:t>می‌شوند</w:t>
-      </w:r>
-      <w:proofErr w:type="spellEnd"/>
-      <w:r>
-        <w:rPr>
-          <w:rFonts w:cs="B Nazanin"/>
-          <w:rtl/>
-        </w:rPr>
-        <w:t>.</w:t>
+        <w:t>) از داده‌های دوره پایدار (یا میانگین ۳۰ روز اخیر در صورت اطمینان از سلامت فرآیند) محاسبه می‌شوند.</w:t>
       </w:r>
     </w:p>
     <w:p>
@@ -1999,70 +959,23 @@
           <w:rFonts w:cs="B Nazanin"/>
           <w:rtl/>
         </w:rPr>
-        <w:t xml:space="preserve">: ضریب </w:t>
-      </w:r>
-      <w:proofErr w:type="spellStart"/>
-      <w:r>
-        <w:rPr>
-          <w:rFonts w:cs="B Nazanin"/>
-          <w:rtl/>
-        </w:rPr>
-        <w:t>وزن‌دهی</w:t>
-      </w:r>
-      <w:proofErr w:type="spellEnd"/>
-      <w:r>
-        <w:rPr>
-          <w:rFonts w:cs="B Nazanin"/>
-          <w:rtl/>
-        </w:rPr>
-        <w:t xml:space="preserve"> (مثلاً ۰.۲) بر اساس حساسیت مورد نیاز به تغییرات تعیین </w:t>
-      </w:r>
-      <w:proofErr w:type="spellStart"/>
-      <w:r>
-        <w:rPr>
-          <w:rFonts w:cs="B Nazanin"/>
-          <w:rtl/>
-        </w:rPr>
-        <w:t>می‌شود</w:t>
-      </w:r>
-      <w:proofErr w:type="spellEnd"/>
-      <w:r>
-        <w:rPr>
-          <w:rFonts w:cs="B Nazanin"/>
-          <w:rtl/>
-        </w:rPr>
-        <w:t>.</w:t>
-      </w:r>
-    </w:p>
-    <w:p>
-      <w:pPr>
-        <w:rPr>
-          <w:rFonts w:cs="B Nazanin"/>
-          <w:rtl/>
-        </w:rPr>
-      </w:pPr>
-      <w:r>
-        <w:rPr>
-          <w:rFonts w:cs="B Nazanin"/>
-          <w:rtl/>
-        </w:rPr>
-        <w:t xml:space="preserve">محاسبه خطوط کنترل: با استفاده از </w:t>
-      </w:r>
-      <w:proofErr w:type="spellStart"/>
-      <w:r>
-        <w:rPr>
-          <w:rFonts w:cs="B Nazanin"/>
-          <w:rtl/>
-        </w:rPr>
-        <w:t>فرمول‌های</w:t>
-      </w:r>
-      <w:proofErr w:type="spellEnd"/>
-      <w:r>
-        <w:rPr>
-          <w:rFonts w:cs="B Nazanin"/>
-          <w:rtl/>
-        </w:rPr>
-        <w:t xml:space="preserve"> استاندارد، </w:t>
+        <w:t>: ضریب وزن‌دهی (مثلاً ۰.۲) بر اساس حساسیت مورد نیاز به تغییرات تعیین می‌شود.</w:t>
+      </w:r>
+    </w:p>
+    <w:p>
+      <w:pPr>
+        <w:rPr>
+          <w:rFonts w:cs="B Nazanin"/>
+          <w:rtl/>
+        </w:rPr>
+      </w:pPr>
+      <w:r>
+        <w:rPr>
+          <w:rFonts w:cs="B Nazanin"/>
+          <w:rtl/>
+        </w:rPr>
+        <w:lastRenderedPageBreak/>
+        <w:t xml:space="preserve">محاسبه خطوط کنترل: با استفاده از فرمول‌های استاندارد، </w:t>
       </w:r>
       <w:r>
         <w:rPr>
@@ -2088,23 +1001,7 @@
           <w:rFonts w:cs="B Nazanin"/>
           <w:rtl/>
         </w:rPr>
-        <w:t xml:space="preserve"> محاسبه و ثبت </w:t>
-      </w:r>
-      <w:proofErr w:type="spellStart"/>
-      <w:r>
-        <w:rPr>
-          <w:rFonts w:cs="B Nazanin"/>
-          <w:rtl/>
-        </w:rPr>
-        <w:t>می‌شوند</w:t>
-      </w:r>
-      <w:proofErr w:type="spellEnd"/>
-      <w:r>
-        <w:rPr>
-          <w:rFonts w:cs="B Nazanin"/>
-          <w:rtl/>
-        </w:rPr>
-        <w:t>.</w:t>
+        <w:t xml:space="preserve"> محاسبه و ثبت می‌شوند.</w:t>
       </w:r>
     </w:p>
     <w:p>
@@ -2145,23 +1042,7 @@
           <w:rFonts w:cs="B Nazanin"/>
           <w:rtl/>
         </w:rPr>
-        <w:t xml:space="preserve"> با فرمول بازگشتی محاسبه </w:t>
-      </w:r>
-      <w:proofErr w:type="spellStart"/>
-      <w:r>
-        <w:rPr>
-          <w:rFonts w:cs="B Nazanin"/>
-          <w:rtl/>
-        </w:rPr>
-        <w:t>می‌شود</w:t>
-      </w:r>
-      <w:proofErr w:type="spellEnd"/>
-      <w:r>
-        <w:rPr>
-          <w:rFonts w:cs="B Nazanin"/>
-          <w:rtl/>
-        </w:rPr>
-        <w:t>.</w:t>
+        <w:t xml:space="preserve"> با فرمول بازگشتی محاسبه می‌شود.</w:t>
       </w:r>
     </w:p>
     <w:p>
@@ -2173,7 +1054,6 @@
           <w:rtl/>
         </w:rPr>
       </w:pPr>
-      <w:proofErr w:type="spellStart"/>
       <w:r>
         <w:rPr>
           <w:rFonts w:cs="B Nazanin"/>
@@ -2181,17 +1061,7 @@
           <w:bCs/>
           <w:rtl/>
         </w:rPr>
-        <w:t>تصمیم‌گیری</w:t>
-      </w:r>
-      <w:proofErr w:type="spellEnd"/>
-      <w:r>
-        <w:rPr>
-          <w:rFonts w:cs="B Nazanin"/>
-          <w:b/>
-          <w:bCs/>
-          <w:rtl/>
-        </w:rPr>
-        <w:t>:</w:t>
+        <w:t>تصمیم‌گیری:</w:t>
       </w:r>
     </w:p>
     <w:p>
